--- a/lessons/2-1-flagship/homework.docx
+++ b/lessons/2-1-flagship/homework.docx
@@ -106,7 +106,55 @@
     </w:p>
     <w:p>
       <w:pPr>
-        <w:spacing w:after="60"/>
+        <w:keepNext/>
+        <w:spacing w:after="20" w:before="80"/>
+        <w:jc w:val="center"/>
+      </w:pPr>
+      <w:r>
+        <w:drawing>
+          <wp:inline distT="0" distB="0" distL="0" distR="0">
+            <wp:extent cx="1047750" cy="790575"/>
+            <wp:effectExtent t="0" r="0" b="0" l="0"/>
+            <wp:docPr id="1" name="" descr="" title=""/>
+            <wp:cNvGraphicFramePr>
+              <a:graphicFrameLocks xmlns:a="http://schemas.openxmlformats.org/drawingml/2006/main" noChangeAspect="1"/>
+            </wp:cNvGraphicFramePr>
+            <a:graphic xmlns:a="http://schemas.openxmlformats.org/drawingml/2006/main">
+              <a:graphicData uri="http://schemas.openxmlformats.org/drawingml/2006/picture">
+                <pic:pic xmlns:pic="http://schemas.openxmlformats.org/drawingml/2006/picture">
+                  <pic:nvPicPr>
+                    <pic:cNvPr id="0" name="" descr=""/>
+                    <pic:cNvPicPr>
+                      <a:picLocks noChangeAspect="1" noChangeArrowheads="1"/>
+                    </pic:cNvPicPr>
+                  </pic:nvPicPr>
+                  <pic:blipFill>
+                    <a:blip r:embed="rId7" cstate="none"/>
+                    <a:srcRect/>
+                    <a:stretch>
+                      <a:fillRect/>
+                    </a:stretch>
+                  </pic:blipFill>
+                  <pic:spPr bwMode="auto">
+                    <a:xfrm>
+                      <a:off x="0" y="0"/>
+                      <a:ext cx="1047750" cy="790575"/>
+                    </a:xfrm>
+                    <a:prstGeom prst="rect">
+                      <a:avLst/>
+                    </a:prstGeom>
+                  </pic:spPr>
+                </pic:pic>
+              </a:graphicData>
+            </a:graphic>
+          </wp:inline>
+        </w:drawing>
+      </w:r>
+    </w:p>
+    <w:p>
+      <w:pPr>
+        <w:keepNext/>
+        <w:spacing w:after="120"/>
       </w:pPr>
       <w:r>
         <w:rPr>
@@ -116,12 +164,60 @@
         <w:t xml:space="preserve">Dividend (Dividendo)</w:t>
       </w:r>
       <w:r>
-        <w:t xml:space="preserve"> — The number being divided</w:t>
-      </w:r>
-    </w:p>
-    <w:p>
-      <w:pPr>
-        <w:spacing w:after="60"/>
+        <w:t xml:space="preserve"> — The number you are splitting up in a division problem.</w:t>
+      </w:r>
+    </w:p>
+    <w:p>
+      <w:pPr>
+        <w:keepNext/>
+        <w:spacing w:after="20" w:before="80"/>
+        <w:jc w:val="center"/>
+      </w:pPr>
+      <w:r>
+        <w:drawing>
+          <wp:inline distT="0" distB="0" distL="0" distR="0">
+            <wp:extent cx="1047750" cy="790575"/>
+            <wp:effectExtent t="0" r="0" b="0" l="0"/>
+            <wp:docPr id="1" name="" descr="" title=""/>
+            <wp:cNvGraphicFramePr>
+              <a:graphicFrameLocks xmlns:a="http://schemas.openxmlformats.org/drawingml/2006/main" noChangeAspect="1"/>
+            </wp:cNvGraphicFramePr>
+            <a:graphic xmlns:a="http://schemas.openxmlformats.org/drawingml/2006/main">
+              <a:graphicData uri="http://schemas.openxmlformats.org/drawingml/2006/picture">
+                <pic:pic xmlns:pic="http://schemas.openxmlformats.org/drawingml/2006/picture">
+                  <pic:nvPicPr>
+                    <pic:cNvPr id="0" name="" descr=""/>
+                    <pic:cNvPicPr>
+                      <a:picLocks noChangeAspect="1" noChangeArrowheads="1"/>
+                    </pic:cNvPicPr>
+                  </pic:nvPicPr>
+                  <pic:blipFill>
+                    <a:blip r:embed="rId8" cstate="none"/>
+                    <a:srcRect/>
+                    <a:stretch>
+                      <a:fillRect/>
+                    </a:stretch>
+                  </pic:blipFill>
+                  <pic:spPr bwMode="auto">
+                    <a:xfrm>
+                      <a:off x="0" y="0"/>
+                      <a:ext cx="1047750" cy="790575"/>
+                    </a:xfrm>
+                    <a:prstGeom prst="rect">
+                      <a:avLst/>
+                    </a:prstGeom>
+                  </pic:spPr>
+                </pic:pic>
+              </a:graphicData>
+            </a:graphic>
+          </wp:inline>
+        </w:drawing>
+      </w:r>
+    </w:p>
+    <w:p>
+      <w:pPr>
+        <w:keepNext/>
+        <w:spacing w:after="120"/>
       </w:pPr>
       <w:r>
         <w:rPr>
@@ -131,12 +227,60 @@
         <w:t xml:space="preserve">Divisor (Divisor)</w:t>
       </w:r>
       <w:r>
-        <w:t xml:space="preserve"> — The number you divide by</w:t>
-      </w:r>
-    </w:p>
-    <w:p>
-      <w:pPr>
-        <w:spacing w:after="60"/>
+        <w:t xml:space="preserve"> — The number you split by in a division problem.</w:t>
+      </w:r>
+    </w:p>
+    <w:p>
+      <w:pPr>
+        <w:keepNext/>
+        <w:spacing w:after="20" w:before="80"/>
+        <w:jc w:val="center"/>
+      </w:pPr>
+      <w:r>
+        <w:drawing>
+          <wp:inline distT="0" distB="0" distL="0" distR="0">
+            <wp:extent cx="1047750" cy="790575"/>
+            <wp:effectExtent t="0" r="0" b="0" l="0"/>
+            <wp:docPr id="1" name="" descr="" title=""/>
+            <wp:cNvGraphicFramePr>
+              <a:graphicFrameLocks xmlns:a="http://schemas.openxmlformats.org/drawingml/2006/main" noChangeAspect="1"/>
+            </wp:cNvGraphicFramePr>
+            <a:graphic xmlns:a="http://schemas.openxmlformats.org/drawingml/2006/main">
+              <a:graphicData uri="http://schemas.openxmlformats.org/drawingml/2006/picture">
+                <pic:pic xmlns:pic="http://schemas.openxmlformats.org/drawingml/2006/picture">
+                  <pic:nvPicPr>
+                    <pic:cNvPr id="0" name="" descr=""/>
+                    <pic:cNvPicPr>
+                      <a:picLocks noChangeAspect="1" noChangeArrowheads="1"/>
+                    </pic:cNvPicPr>
+                  </pic:nvPicPr>
+                  <pic:blipFill>
+                    <a:blip r:embed="rId9" cstate="none"/>
+                    <a:srcRect/>
+                    <a:stretch>
+                      <a:fillRect/>
+                    </a:stretch>
+                  </pic:blipFill>
+                  <pic:spPr bwMode="auto">
+                    <a:xfrm>
+                      <a:off x="0" y="0"/>
+                      <a:ext cx="1047750" cy="790575"/>
+                    </a:xfrm>
+                    <a:prstGeom prst="rect">
+                      <a:avLst/>
+                    </a:prstGeom>
+                  </pic:spPr>
+                </pic:pic>
+              </a:graphicData>
+            </a:graphic>
+          </wp:inline>
+        </w:drawing>
+      </w:r>
+    </w:p>
+    <w:p>
+      <w:pPr>
+        <w:keepNext/>
+        <w:spacing w:after="120"/>
       </w:pPr>
       <w:r>
         <w:rPr>
@@ -146,12 +290,60 @@
         <w:t xml:space="preserve">Quotient (Cociente)</w:t>
       </w:r>
       <w:r>
-        <w:t xml:space="preserve"> — The result of division</w:t>
-      </w:r>
-    </w:p>
-    <w:p>
-      <w:pPr>
-        <w:spacing w:after="60"/>
+        <w:t xml:space="preserve"> — The answer when you divide.</w:t>
+      </w:r>
+    </w:p>
+    <w:p>
+      <w:pPr>
+        <w:keepNext/>
+        <w:spacing w:after="20" w:before="80"/>
+        <w:jc w:val="center"/>
+      </w:pPr>
+      <w:r>
+        <w:drawing>
+          <wp:inline distT="0" distB="0" distL="0" distR="0">
+            <wp:extent cx="1047750" cy="790575"/>
+            <wp:effectExtent t="0" r="0" b="0" l="0"/>
+            <wp:docPr id="1" name="" descr="" title=""/>
+            <wp:cNvGraphicFramePr>
+              <a:graphicFrameLocks xmlns:a="http://schemas.openxmlformats.org/drawingml/2006/main" noChangeAspect="1"/>
+            </wp:cNvGraphicFramePr>
+            <a:graphic xmlns:a="http://schemas.openxmlformats.org/drawingml/2006/main">
+              <a:graphicData uri="http://schemas.openxmlformats.org/drawingml/2006/picture">
+                <pic:pic xmlns:pic="http://schemas.openxmlformats.org/drawingml/2006/picture">
+                  <pic:nvPicPr>
+                    <pic:cNvPr id="0" name="" descr=""/>
+                    <pic:cNvPicPr>
+                      <a:picLocks noChangeAspect="1" noChangeArrowheads="1"/>
+                    </pic:cNvPicPr>
+                  </pic:nvPicPr>
+                  <pic:blipFill>
+                    <a:blip r:embed="rId10" cstate="none"/>
+                    <a:srcRect/>
+                    <a:stretch>
+                      <a:fillRect/>
+                    </a:stretch>
+                  </pic:blipFill>
+                  <pic:spPr bwMode="auto">
+                    <a:xfrm>
+                      <a:off x="0" y="0"/>
+                      <a:ext cx="1047750" cy="790575"/>
+                    </a:xfrm>
+                    <a:prstGeom prst="rect">
+                      <a:avLst/>
+                    </a:prstGeom>
+                  </pic:spPr>
+                </pic:pic>
+              </a:graphicData>
+            </a:graphic>
+          </wp:inline>
+        </w:drawing>
+      </w:r>
+    </w:p>
+    <w:p>
+      <w:pPr>
+        <w:keepNext/>
+        <w:spacing w:after="120"/>
       </w:pPr>
       <w:r>
         <w:rPr>
@@ -161,12 +353,60 @@
         <w:t xml:space="preserve">Reciprocal (Recíproco)</w:t>
       </w:r>
       <w:r>
-        <w:t xml:space="preserve"> — A fraction flipped — the numerator and denominator switch</w:t>
-      </w:r>
-    </w:p>
-    <w:p>
-      <w:pPr>
-        <w:spacing w:after="60"/>
+        <w:t xml:space="preserve"> — A fraction turned upside down.</w:t>
+      </w:r>
+    </w:p>
+    <w:p>
+      <w:pPr>
+        <w:keepNext/>
+        <w:spacing w:after="20" w:before="80"/>
+        <w:jc w:val="center"/>
+      </w:pPr>
+      <w:r>
+        <w:drawing>
+          <wp:inline distT="0" distB="0" distL="0" distR="0">
+            <wp:extent cx="1047750" cy="790575"/>
+            <wp:effectExtent t="0" r="0" b="0" l="0"/>
+            <wp:docPr id="1" name="" descr="" title=""/>
+            <wp:cNvGraphicFramePr>
+              <a:graphicFrameLocks xmlns:a="http://schemas.openxmlformats.org/drawingml/2006/main" noChangeAspect="1"/>
+            </wp:cNvGraphicFramePr>
+            <a:graphic xmlns:a="http://schemas.openxmlformats.org/drawingml/2006/main">
+              <a:graphicData uri="http://schemas.openxmlformats.org/drawingml/2006/picture">
+                <pic:pic xmlns:pic="http://schemas.openxmlformats.org/drawingml/2006/picture">
+                  <pic:nvPicPr>
+                    <pic:cNvPr id="0" name="" descr=""/>
+                    <pic:cNvPicPr>
+                      <a:picLocks noChangeAspect="1" noChangeArrowheads="1"/>
+                    </pic:cNvPicPr>
+                  </pic:nvPicPr>
+                  <pic:blipFill>
+                    <a:blip r:embed="rId11" cstate="none"/>
+                    <a:srcRect/>
+                    <a:stretch>
+                      <a:fillRect/>
+                    </a:stretch>
+                  </pic:blipFill>
+                  <pic:spPr bwMode="auto">
+                    <a:xfrm>
+                      <a:off x="0" y="0"/>
+                      <a:ext cx="1047750" cy="790575"/>
+                    </a:xfrm>
+                    <a:prstGeom prst="rect">
+                      <a:avLst/>
+                    </a:prstGeom>
+                  </pic:spPr>
+                </pic:pic>
+              </a:graphicData>
+            </a:graphic>
+          </wp:inline>
+        </w:drawing>
+      </w:r>
+    </w:p>
+    <w:p>
+      <w:pPr>
+        <w:keepNext/>
+        <w:spacing w:after="120"/>
       </w:pPr>
       <w:r>
         <w:rPr>
@@ -176,7 +416,7 @@
         <w:t xml:space="preserve">Unit fraction (Fracción unitaria)</w:t>
       </w:r>
       <w:r>
-        <w:t xml:space="preserve"> — A fraction with a numerator of 1</w:t>
+        <w:t xml:space="preserve"> — A fraction with 1 on top, like 1/4.</w:t>
       </w:r>
     </w:p>
     <w:p>

--- a/lessons/2-1-flagship/homework.docx
+++ b/lessons/2-1-flagship/homework.docx
@@ -24,7 +24,7 @@
           <w:i/>
           <w:iCs/>
         </w:rPr>
-        <w:t xml:space="preserve">Lesson 2-1-flagship  •  Standard 6.NS.1</w:t>
+        <w:t xml:space="preserve">Lesson 2-1-flagship  •  Standard 6.NOS.1</w:t>
       </w:r>
     </w:p>
     <w:p>
@@ -815,6 +815,496 @@
       </w:r>
     </w:p>
     <w:p>
+      <w:pPr>
+        <w:spacing w:after="80" w:before="0"/>
+      </w:pPr>
+      <w:r>
+        <w:rPr>
+          <w:b/>
+          <w:bCs/>
+        </w:rPr>
+        <w:t xml:space="preserve">5. onLevel — Spot the Common Mistake</w:t>
+      </w:r>
+    </w:p>
+    <w:p>
+      <w:pPr>
+        <w:spacing w:after="40" w:before="0"/>
+      </w:pPr>
+      <w:r>
+        <w:t xml:space="preserve">   Step 1 (Read): A student is working on Interpret Division of Fractions.</w:t>
+      </w:r>
+    </w:p>
+    <w:p>
+      <w:pPr>
+        <w:spacing w:after="40" w:before="0"/>
+      </w:pPr>
+      <w:r>
+        <w:t xml:space="preserve">   Step 2 (Attempt): They ignored the rule: Dividing by a fraction smaller than 1 gives an answer BIGGER than what you started with, because many tiny pieces fit inside.</w:t>
+      </w:r>
+    </w:p>
+    <w:p>
+      <w:pPr>
+        <w:spacing w:after="40" w:before="0"/>
+      </w:pPr>
+      <w:r>
+        <w:t xml:space="preserve">   Step 3 (Check): The answer does not match the math rule from class.</w:t>
+      </w:r>
+    </w:p>
+    <w:p>
+      <w:pPr>
+        <w:spacing w:after="60" w:before="0"/>
+      </w:pPr>
+      <w:r>
+        <w:rPr>
+          <w:i/>
+          <w:iCs/>
+        </w:rPr>
+        <w:t xml:space="preserve">Which step has the mistake? Explain and fix it:</w:t>
+      </w:r>
+    </w:p>
+    <w:p>
+      <w:pPr>
+        <w:spacing w:after="60" w:before="120"/>
+      </w:pPr>
+      <w:r>
+        <w:rPr>
+          <w:color w:val="BBBBBB"/>
+        </w:rPr>
+        <w:t xml:space="preserve">______________________________________________________________________</w:t>
+      </w:r>
+    </w:p>
+    <w:p>
+      <w:pPr>
+        <w:spacing w:after="60" w:before="120"/>
+      </w:pPr>
+      <w:r>
+        <w:rPr>
+          <w:color w:val="BBBBBB"/>
+        </w:rPr>
+        <w:t xml:space="preserve">______________________________________________________________________</w:t>
+      </w:r>
+    </w:p>
+    <w:p>
+      <w:pPr>
+        <w:spacing w:after="60" w:before="120"/>
+      </w:pPr>
+      <w:r>
+        <w:rPr>
+          <w:color w:val="BBBBBB"/>
+        </w:rPr>
+        <w:t xml:space="preserve">______________________________________________________________________</w:t>
+      </w:r>
+    </w:p>
+    <w:p>
+      <w:pPr>
+        <w:spacing w:after="80" w:before="0"/>
+      </w:pPr>
+      <w:r>
+        <w:rPr>
+          <w:b/>
+          <w:bCs/>
+        </w:rPr>
+        <w:t xml:space="preserve">6. Clue 1 — The case file says a 3-cup bottle of fingerprint dust must be poured into evidence vials that each hold 1/4 cup. Which question does 3 ÷ 1/4 ask?</w:t>
+      </w:r>
+    </w:p>
+    <w:p>
+      <w:pPr>
+        <w:spacing w:after="40" w:before="0"/>
+      </w:pPr>
+      <w:r>
+        <w:t xml:space="preserve">     A. How many 1/4-cup vials fit into 3 cups</w:t>
+      </w:r>
+    </w:p>
+    <w:p>
+      <w:pPr>
+        <w:spacing w:after="40" w:before="0"/>
+      </w:pPr>
+      <w:r>
+        <w:t xml:space="preserve">     B. What is 1/4 of 3 cups</w:t>
+      </w:r>
+    </w:p>
+    <w:p>
+      <w:pPr>
+        <w:spacing w:after="40" w:before="0"/>
+      </w:pPr>
+      <w:r>
+        <w:t xml:space="preserve">     C. What is 3 cups minus 1/4 cup</w:t>
+      </w:r>
+    </w:p>
+    <w:p>
+      <w:pPr>
+        <w:spacing w:after="40" w:before="0"/>
+      </w:pPr>
+      <w:r>
+        <w:t xml:space="preserve">     D. How many 3-cup bottles fit into 1/4 cup</w:t>
+      </w:r>
+    </w:p>
+    <w:p>
+      <w:pPr>
+        <w:spacing w:after="60" w:before="120"/>
+      </w:pPr>
+      <w:r>
+        <w:rPr>
+          <w:color w:val="BBBBBB"/>
+        </w:rPr>
+        <w:t xml:space="preserve">______________________________________________________________________</w:t>
+      </w:r>
+    </w:p>
+    <w:p>
+      <w:pPr>
+        <w:spacing w:after="80" w:before="0"/>
+      </w:pPr>
+      <w:r>
+        <w:rPr>
+          <w:b/>
+          <w:bCs/>
+        </w:rPr>
+        <w:t xml:space="preserve">7. Clue 2 — A roll of evidence tape is 8 feet long. The lab marks it into 1/4-foot sections. How many sections are made, and which expression proves it?</w:t>
+      </w:r>
+    </w:p>
+    <w:p>
+      <w:pPr>
+        <w:spacing w:after="40" w:before="0"/>
+      </w:pPr>
+      <w:r>
+        <w:t xml:space="preserve">     A. 8 ÷ 1/4 = 32 sections</w:t>
+      </w:r>
+    </w:p>
+    <w:p>
+      <w:pPr>
+        <w:spacing w:after="40" w:before="0"/>
+      </w:pPr>
+      <w:r>
+        <w:t xml:space="preserve">     B. 8 × 1/4 = 2 sections</w:t>
+      </w:r>
+    </w:p>
+    <w:p>
+      <w:pPr>
+        <w:spacing w:after="40" w:before="0"/>
+      </w:pPr>
+      <w:r>
+        <w:t xml:space="preserve">     C. 1/4 ÷ 8 = 1/32 section</w:t>
+      </w:r>
+    </w:p>
+    <w:p>
+      <w:pPr>
+        <w:spacing w:after="40" w:before="0"/>
+      </w:pPr>
+      <w:r>
+        <w:t xml:space="preserve">     D. 8 + 1/4 = 8 1/4 sections</w:t>
+      </w:r>
+    </w:p>
+    <w:p>
+      <w:pPr>
+        <w:spacing w:after="60" w:before="120"/>
+      </w:pPr>
+      <w:r>
+        <w:rPr>
+          <w:color w:val="BBBBBB"/>
+        </w:rPr>
+        <w:t xml:space="preserve">______________________________________________________________________</w:t>
+      </w:r>
+    </w:p>
+    <w:p>
+      <w:pPr>
+        <w:spacing w:after="80" w:before="0"/>
+      </w:pPr>
+      <w:r>
+        <w:rPr>
+          <w:b/>
+          <w:bCs/>
+        </w:rPr>
+        <w:t xml:space="preserve">8. Clue 3 — Sort each suspect statement into the correct evidence locker: does the expression match the story, or is it a false lead?</w:t>
+      </w:r>
+    </w:p>
+    <w:p>
+      <w:pPr>
+        <w:spacing w:after="80" w:before="0"/>
+      </w:pPr>
+      <w:r>
+        <w:rPr>
+          <w:i/>
+          <w:iCs/>
+        </w:rPr>
+        <w:t xml:space="preserve">Groups: Solid Evidence (expression fits the story)   |   False Lead (wrong operation)</w:t>
+      </w:r>
+    </w:p>
+    <w:p>
+      <w:pPr>
+        <w:spacing w:after="40" w:before="0"/>
+      </w:pPr>
+      <w:r>
+        <w:t xml:space="preserve">   • 5 feet of rope cut into 1/3-foot pieces → 5 ÷ 1/3 = 15   → __________________</w:t>
+      </w:r>
+    </w:p>
+    <w:p>
+      <w:pPr>
+        <w:spacing w:after="40" w:before="0"/>
+      </w:pPr>
+      <w:r>
+        <w:t xml:space="preserve">   • 4 cups of powder poured into 1/6-cup scoops → 4 ÷ 1/6 = 24   → __________________</w:t>
+      </w:r>
+    </w:p>
+    <w:p>
+      <w:pPr>
+        <w:spacing w:after="40" w:before="0"/>
+      </w:pPr>
+      <w:r>
+        <w:t xml:space="preserve">   • 9 yards of tape marked into 1/2-yard sections → 9 ÷ 1/2 = 18   → __________________</w:t>
+      </w:r>
+    </w:p>
+    <w:p>
+      <w:pPr>
+        <w:spacing w:after="40" w:before="0"/>
+      </w:pPr>
+      <w:r>
+        <w:t xml:space="preserve">   • 7 feet of wire cut into 1/4-foot pieces → 7 × 1/4 = 1 3/4   → __________________</w:t>
+      </w:r>
+    </w:p>
+    <w:p>
+      <w:pPr>
+        <w:spacing w:after="40" w:before="0"/>
+      </w:pPr>
+      <w:r>
+        <w:t xml:space="preserve">   • 6 cups split into 1/4-cup vials → 1/4 ÷ 6 = 1/24   → __________________</w:t>
+      </w:r>
+    </w:p>
+    <w:p>
+      <w:pPr>
+        <w:spacing w:after="40" w:before="0"/>
+      </w:pPr>
+      <w:r>
+        <w:t xml:space="preserve">   • Finding how many 1/5-pieces fit in 3 → 3 + 1/5 = 3 1/5   → __________________</w:t>
+      </w:r>
+    </w:p>
+    <w:p>
+      <w:pPr>
+        <w:spacing w:after="60" w:before="120"/>
+      </w:pPr>
+      <w:r>
+        <w:rPr>
+          <w:color w:val="BBBBBB"/>
+        </w:rPr>
+        <w:t xml:space="preserve">______________________________________________________________________</w:t>
+      </w:r>
+    </w:p>
+    <w:p>
+      <w:pPr>
+        <w:spacing w:after="80" w:before="0"/>
+      </w:pPr>
+      <w:r>
+        <w:rPr>
+          <w:b/>
+          <w:bCs/>
+        </w:rPr>
+        <w:t xml:space="preserve">9. Clue 4 — Match each detective question to the quotient that closes the case.</w:t>
+      </w:r>
+    </w:p>
+    <w:tbl>
+      <w:tblPr>
+        <w:tblW w:type="pct" w:w="100%"/>
+        <w:tblBorders>
+          <w:top w:val="single" w:color="auto" w:sz="4"/>
+          <w:left w:val="single" w:color="auto" w:sz="4"/>
+          <w:bottom w:val="single" w:color="auto" w:sz="4"/>
+          <w:right w:val="single" w:color="auto" w:sz="4"/>
+          <w:insideH w:val="single" w:color="auto" w:sz="4"/>
+          <w:insideV w:val="single" w:color="auto" w:sz="4"/>
+        </w:tblBorders>
+      </w:tblPr>
+      <w:tblGrid>
+        <w:gridCol w:w="100"/>
+        <w:gridCol w:w="100"/>
+      </w:tblGrid>
+      <w:tr>
+        <w:trPr>
+          <w:tblHeader/>
+        </w:trPr>
+        <w:tc>
+          <w:tcPr>
+            <w:tcW w:type="pct" w:w="50%"/>
+          </w:tcPr>
+          <w:p>
+            <w:r>
+              <w:rPr>
+                <w:b/>
+                <w:bCs/>
+              </w:rPr>
+              <w:t xml:space="preserve">Item</w:t>
+            </w:r>
+          </w:p>
+        </w:tc>
+        <w:tc>
+          <w:tcPr>
+            <w:tcW w:type="pct" w:w="50%"/>
+          </w:tcPr>
+          <w:p>
+            <w:r>
+              <w:rPr>
+                <w:b/>
+                <w:bCs/>
+              </w:rPr>
+              <w:t xml:space="preserve">Answer choices</w:t>
+            </w:r>
+          </w:p>
+        </w:tc>
+      </w:tr>
+      <w:tr>
+        <w:tc>
+          <w:tcPr>
+            <w:tcW w:type="pct" w:w="50%"/>
+          </w:tcPr>
+          <w:p>
+            <w:r>
+              <w:t xml:space="preserve">____  How many 1/4-cup vials fill 6 cups?</w:t>
+            </w:r>
+          </w:p>
+        </w:tc>
+        <w:tc>
+          <w:tcPr>
+            <w:tcW w:type="pct" w:w="50%"/>
+          </w:tcPr>
+          <w:p>
+            <w:r>
+              <w:t xml:space="preserve">D. 50</w:t>
+            </w:r>
+          </w:p>
+        </w:tc>
+      </w:tr>
+      <w:tr>
+        <w:tc>
+          <w:tcPr>
+            <w:tcW w:type="pct" w:w="50%"/>
+          </w:tcPr>
+          <w:p>
+            <w:r>
+              <w:t xml:space="preserve">____  How many 1/2-foot pieces in 8 feet?</w:t>
+            </w:r>
+          </w:p>
+        </w:tc>
+        <w:tc>
+          <w:tcPr>
+            <w:tcW w:type="pct" w:w="50%"/>
+          </w:tcPr>
+          <w:p>
+            <w:r>
+              <w:t xml:space="preserve">C. 28</w:t>
+            </w:r>
+          </w:p>
+        </w:tc>
+      </w:tr>
+      <w:tr>
+        <w:tc>
+          <w:tcPr>
+            <w:tcW w:type="pct" w:w="50%"/>
+          </w:tcPr>
+          <w:p>
+            <w:r>
+              <w:t xml:space="preserve">____  How many 1/4-foot sections in 7 feet?</w:t>
+            </w:r>
+          </w:p>
+        </w:tc>
+        <w:tc>
+          <w:tcPr>
+            <w:tcW w:type="pct" w:w="50%"/>
+          </w:tcPr>
+          <w:p>
+            <w:r>
+              <w:t xml:space="preserve">B. 16</w:t>
+            </w:r>
+          </w:p>
+        </w:tc>
+      </w:tr>
+      <w:tr>
+        <w:tc>
+          <w:tcPr>
+            <w:tcW w:type="pct" w:w="50%"/>
+          </w:tcPr>
+          <w:p>
+            <w:r>
+              <w:t xml:space="preserve">____  How many 1/5-cup scoops in 10 cups?</w:t>
+            </w:r>
+          </w:p>
+        </w:tc>
+        <w:tc>
+          <w:tcPr>
+            <w:tcW w:type="pct" w:w="50%"/>
+          </w:tcPr>
+          <w:p>
+            <w:r>
+              <w:t xml:space="preserve">A. 24</w:t>
+            </w:r>
+          </w:p>
+        </w:tc>
+      </w:tr>
+    </w:tbl>
+    <w:p>
+      <w:pPr>
+        <w:spacing w:after="60" w:before="120"/>
+      </w:pPr>
+      <w:r>
+        <w:rPr>
+          <w:color w:val="BBBBBB"/>
+        </w:rPr>
+        <w:t xml:space="preserve">______________________________________________________________________</w:t>
+      </w:r>
+    </w:p>
+    <w:p>
+      <w:pPr>
+        <w:spacing w:after="80" w:before="0"/>
+      </w:pPr>
+      <w:r>
+        <w:rPr>
+          <w:b/>
+          <w:bCs/>
+        </w:rPr>
+        <w:t xml:space="preserve">10. Clue 5 — Detective Reyes pours 5 quarts of evidence solution into beakers that each hold 1/3 quart. She wants to know how many beakers she fills. What does the quotient of 5 ÷ 1/3 tell her in this story?</w:t>
+      </w:r>
+    </w:p>
+    <w:p>
+      <w:pPr>
+        <w:spacing w:after="40" w:before="0"/>
+      </w:pPr>
+      <w:r>
+        <w:t xml:space="preserve">     A. The number of 1/3-quart beakers she can fill, which is 15</w:t>
+      </w:r>
+    </w:p>
+    <w:p>
+      <w:pPr>
+        <w:spacing w:after="40" w:before="0"/>
+      </w:pPr>
+      <w:r>
+        <w:t xml:space="preserve">     B. The number of quarts in one beaker, which is 1/3</w:t>
+      </w:r>
+    </w:p>
+    <w:p>
+      <w:pPr>
+        <w:spacing w:after="40" w:before="0"/>
+      </w:pPr>
+      <w:r>
+        <w:t xml:space="preserve">     C. How much solution is left over, which is 5</w:t>
+      </w:r>
+    </w:p>
+    <w:p>
+      <w:pPr>
+        <w:spacing w:after="40" w:before="0"/>
+      </w:pPr>
+      <w:r>
+        <w:t xml:space="preserve">     D. How many quarts each beaker loses, which is 3</w:t>
+      </w:r>
+    </w:p>
+    <w:p>
+      <w:pPr>
+        <w:spacing w:after="60" w:before="120"/>
+      </w:pPr>
+      <w:r>
+        <w:rPr>
+          <w:color w:val="BBBBBB"/>
+        </w:rPr>
+        <w:t xml:space="preserve">______________________________________________________________________</w:t>
+      </w:r>
+    </w:p>
+    <w:p>
       <w:r>
         <w:br w:type="page"/>
       </w:r>
@@ -846,10 +1336,22 @@
     </w:p>
     <w:p>
       <w:pPr>
+        <w:spacing w:after="20" w:before="0"/>
+      </w:pPr>
+      <w:r>
+        <w:t xml:space="preserve">     3 ÷ 1/4 asks: how many 1/4-size pieces fit into 3? The answer is 12, because each whole has 4 fourths, and 3 × 4 = 12.</w:t>
+      </w:r>
+    </w:p>
+    <w:p>
+      <w:pPr>
         <w:spacing w:after="80" w:before="0"/>
       </w:pPr>
       <w:r>
-        <w:t xml:space="preserve">     3 ÷ 1/4 asks: how many 1/4-size pieces fit into 3? The answer is 12, because each whole has 4 fourths, and 3 × 4 = 12.</w:t>
+        <w:rPr>
+          <w:i/>
+          <w:iCs/>
+        </w:rPr>
+        <w:t xml:space="preserve">     Watch for: A common mistake in Interpret Division of Fractions is skipping the key idea: "Dividing by a fraction smaller than 1 gives an answer BIGGER than what you started with, because many tiny pieces fit inside." — always check your work against this rule before you submit.</w:t>
       </w:r>
     </w:p>
     <w:p>
@@ -866,10 +1368,22 @@
     </w:p>
     <w:p>
       <w:pPr>
+        <w:spacing w:after="20" w:before="0"/>
+      </w:pPr>
+      <w:r>
+        <w:t xml:space="preserve">     Finding how many 1/3-size pieces fit into 2 is represented by 2 ÷ 1/3. The answer is 6.</w:t>
+      </w:r>
+    </w:p>
+    <w:p>
+      <w:pPr>
         <w:spacing w:after="80" w:before="0"/>
       </w:pPr>
       <w:r>
-        <w:t xml:space="preserve">     Finding how many 1/3-size pieces fit into 2 is represented by 2 ÷ 1/3. The answer is 6.</w:t>
+        <w:rPr>
+          <w:i/>
+          <w:iCs/>
+        </w:rPr>
+        <w:t xml:space="preserve">     Watch for: A common mistake in Interpret Division of Fractions is skipping the key idea: "Dividing by a fraction smaller than 1 gives an answer BIGGER than what you started with, because many tiny pieces fit inside." — always check your work against this rule before you submit.</w:t>
       </w:r>
     </w:p>
     <w:p>
@@ -954,10 +1468,266 @@
     </w:p>
     <w:p>
       <w:pPr>
+        <w:spacing w:after="20" w:before="0"/>
+      </w:pPr>
+      <w:r>
+        <w:t xml:space="preserve">     You are finding how many 1/4-foot pieces fit into 5 feet, which is 5 ÷ 1/4 = 5 × 4 = 20 books.</w:t>
+      </w:r>
+    </w:p>
+    <w:p>
+      <w:pPr>
         <w:spacing w:after="80" w:before="0"/>
       </w:pPr>
       <w:r>
-        <w:t xml:space="preserve">     You are finding how many 1/4-foot pieces fit into 5 feet, which is 5 ÷ 1/4 = 5 × 4 = 20 books.</w:t>
+        <w:rPr>
+          <w:i/>
+          <w:iCs/>
+        </w:rPr>
+        <w:t xml:space="preserve">     Watch for: A common mistake in Interpret Division of Fractions is skipping the key idea: "Dividing by a fraction smaller than 1 gives an answer BIGGER than what you started with, because many tiny pieces fit inside." — always check your work against this rule before you submit.</w:t>
+      </w:r>
+    </w:p>
+    <w:p>
+      <w:pPr>
+        <w:spacing w:after="40" w:before="0"/>
+      </w:pPr>
+      <w:r>
+        <w:rPr>
+          <w:b/>
+          <w:bCs/>
+        </w:rPr>
+        <w:t xml:space="preserve">5. onLevel — Spot the Common Mistake</w:t>
+      </w:r>
+    </w:p>
+    <w:p>
+      <w:pPr>
+        <w:spacing w:after="20" w:before="0"/>
+      </w:pPr>
+      <w:r>
+        <w:t xml:space="preserve">     The mistake is in Step 2.</w:t>
+      </w:r>
+    </w:p>
+    <w:p>
+      <w:pPr>
+        <w:spacing w:after="20" w:before="0"/>
+      </w:pPr>
+      <w:r>
+        <w:t xml:space="preserve">     Correct work: Follow the key idea: Dividing by a fraction smaller than 1 gives an answer BIGGER than what you started with, because many tiny pieces fit inside.</w:t>
+      </w:r>
+    </w:p>
+    <w:p>
+      <w:pPr>
+        <w:spacing w:after="40" w:before="0"/>
+      </w:pPr>
+      <w:r>
+        <w:rPr>
+          <w:b/>
+          <w:bCs/>
+        </w:rPr>
+        <w:t xml:space="preserve">6. A. How many 1/4-cup vials fit into 3 cups</w:t>
+      </w:r>
+    </w:p>
+    <w:p>
+      <w:pPr>
+        <w:spacing w:after="20" w:before="0"/>
+      </w:pPr>
+      <w:r>
+        <w:t xml:space="preserve">     Dividing by a fraction asks how many of that piece fit inside the whole. 3 ÷ 1/4 = 12, so the dust fills 12 vials.</w:t>
+      </w:r>
+    </w:p>
+    <w:p>
+      <w:pPr>
+        <w:spacing w:after="80" w:before="0"/>
+      </w:pPr>
+      <w:r>
+        <w:rPr>
+          <w:i/>
+          <w:iCs/>
+        </w:rPr>
+        <w:t xml:space="preserve">     Watch for: A common mistake in Interpret Division of Fractions is skipping the key idea: "Dividing by a fraction smaller than 1 gives an answer BIGGER than what you started with, because many tiny pieces fit inside." — always check your work against this rule before you submit.</w:t>
+      </w:r>
+    </w:p>
+    <w:p>
+      <w:pPr>
+        <w:spacing w:after="40" w:before="0"/>
+      </w:pPr>
+      <w:r>
+        <w:rPr>
+          <w:b/>
+          <w:bCs/>
+        </w:rPr>
+        <w:t xml:space="preserve">7. A. 8 ÷ 1/4 = 32 sections</w:t>
+      </w:r>
+    </w:p>
+    <w:p>
+      <w:pPr>
+        <w:spacing w:after="20" w:before="0"/>
+      </w:pPr>
+      <w:r>
+        <w:t xml:space="preserve">     Each foot holds 4 fourths, so 8 feet hold 8 × 4 = 32 sections. The matching expression is 8 ÷ 1/4 = 32.</w:t>
+      </w:r>
+    </w:p>
+    <w:p>
+      <w:pPr>
+        <w:spacing w:after="80" w:before="0"/>
+      </w:pPr>
+      <w:r>
+        <w:rPr>
+          <w:i/>
+          <w:iCs/>
+        </w:rPr>
+        <w:t xml:space="preserve">     Watch for: A common mistake in Interpret Division of Fractions is skipping the key idea: "Dividing by a fraction smaller than 1 gives an answer BIGGER than what you started with, because many tiny pieces fit inside." — always check your work against this rule before you submit.</w:t>
+      </w:r>
+    </w:p>
+    <w:p>
+      <w:pPr>
+        <w:spacing w:after="40" w:before="0"/>
+      </w:pPr>
+      <w:r>
+        <w:rPr>
+          <w:b/>
+          <w:bCs/>
+        </w:rPr>
+        <w:t xml:space="preserve">8. Correct groups:</w:t>
+      </w:r>
+    </w:p>
+    <w:p>
+      <w:pPr>
+        <w:spacing w:after="20" w:before="0"/>
+      </w:pPr>
+      <w:r>
+        <w:t xml:space="preserve">     5 feet of rope cut into 1/3-foot pieces → 5 ÷ 1/3 = 15 → Solid Evidence (expression fits the story)</w:t>
+      </w:r>
+    </w:p>
+    <w:p>
+      <w:pPr>
+        <w:spacing w:after="20" w:before="0"/>
+      </w:pPr>
+      <w:r>
+        <w:t xml:space="preserve">     4 cups of powder poured into 1/6-cup scoops → 4 ÷ 1/6 = 24 → Solid Evidence (expression fits the story)</w:t>
+      </w:r>
+    </w:p>
+    <w:p>
+      <w:pPr>
+        <w:spacing w:after="20" w:before="0"/>
+      </w:pPr>
+      <w:r>
+        <w:t xml:space="preserve">     9 yards of tape marked into 1/2-yard sections → 9 ÷ 1/2 = 18 → Solid Evidence (expression fits the story)</w:t>
+      </w:r>
+    </w:p>
+    <w:p>
+      <w:pPr>
+        <w:spacing w:after="20" w:before="0"/>
+      </w:pPr>
+      <w:r>
+        <w:t xml:space="preserve">     7 feet of wire cut into 1/4-foot pieces → 7 × 1/4 = 1 3/4 → False Lead (wrong operation)</w:t>
+      </w:r>
+    </w:p>
+    <w:p>
+      <w:pPr>
+        <w:spacing w:after="20" w:before="0"/>
+      </w:pPr>
+      <w:r>
+        <w:t xml:space="preserve">     6 cups split into 1/4-cup vials → 1/4 ÷ 6 = 1/24 → False Lead (wrong operation)</w:t>
+      </w:r>
+    </w:p>
+    <w:p>
+      <w:pPr>
+        <w:spacing w:after="20" w:before="0"/>
+      </w:pPr>
+      <w:r>
+        <w:t xml:space="preserve">     Finding how many 1/5-pieces fit in 3 → 3 + 1/5 = 3 1/5 → False Lead (wrong operation)</w:t>
+      </w:r>
+    </w:p>
+    <w:p>
+      <w:pPr>
+        <w:spacing w:after="40" w:before="0"/>
+      </w:pPr>
+      <w:r>
+        <w:t xml:space="preserve"/>
+      </w:r>
+    </w:p>
+    <w:p>
+      <w:pPr>
+        <w:spacing w:after="40" w:before="0"/>
+      </w:pPr>
+      <w:r>
+        <w:rPr>
+          <w:b/>
+          <w:bCs/>
+        </w:rPr>
+        <w:t xml:space="preserve">9. Matches:</w:t>
+      </w:r>
+    </w:p>
+    <w:p>
+      <w:pPr>
+        <w:spacing w:after="20" w:before="0"/>
+      </w:pPr>
+      <w:r>
+        <w:t xml:space="preserve">     How many 1/4-cup vials fill 6 cups? → 24</w:t>
+      </w:r>
+    </w:p>
+    <w:p>
+      <w:pPr>
+        <w:spacing w:after="20" w:before="0"/>
+      </w:pPr>
+      <w:r>
+        <w:t xml:space="preserve">     How many 1/2-foot pieces in 8 feet? → 16</w:t>
+      </w:r>
+    </w:p>
+    <w:p>
+      <w:pPr>
+        <w:spacing w:after="20" w:before="0"/>
+      </w:pPr>
+      <w:r>
+        <w:t xml:space="preserve">     How many 1/4-foot sections in 7 feet? → 28</w:t>
+      </w:r>
+    </w:p>
+    <w:p>
+      <w:pPr>
+        <w:spacing w:after="20" w:before="0"/>
+      </w:pPr>
+      <w:r>
+        <w:t xml:space="preserve">     How many 1/5-cup scoops in 10 cups? → 50</w:t>
+      </w:r>
+    </w:p>
+    <w:p>
+      <w:pPr>
+        <w:spacing w:after="40" w:before="0"/>
+      </w:pPr>
+      <w:r>
+        <w:t xml:space="preserve"/>
+      </w:r>
+    </w:p>
+    <w:p>
+      <w:pPr>
+        <w:spacing w:after="40" w:before="0"/>
+      </w:pPr>
+      <w:r>
+        <w:rPr>
+          <w:b/>
+          <w:bCs/>
+        </w:rPr>
+        <w:t xml:space="preserve">10. A. The number of 1/3-quart beakers she can fill, which is 15</w:t>
+      </w:r>
+    </w:p>
+    <w:p>
+      <w:pPr>
+        <w:spacing w:after="20" w:before="0"/>
+      </w:pPr>
+      <w:r>
+        <w:t xml:space="preserve">     5 ÷ 1/3 asks how many 1/3-quart beakers fit into 5 quarts. Each quart holds 3 thirds, so 5 × 3 = 15 beakers.</w:t>
+      </w:r>
+    </w:p>
+    <w:p>
+      <w:pPr>
+        <w:spacing w:after="80" w:before="0"/>
+      </w:pPr>
+      <w:r>
+        <w:rPr>
+          <w:i/>
+          <w:iCs/>
+        </w:rPr>
+        <w:t xml:space="preserve">     Watch for: A common mistake in Interpret Division of Fractions is skipping the key idea: "Dividing by a fraction smaller than 1 gives an answer BIGGER than what you started with, because many tiny pieces fit inside." — always check your work against this rule before you submit.</w:t>
       </w:r>
     </w:p>
     <w:sectPr>

--- a/lessons/2-1-flagship/homework.docx
+++ b/lessons/2-1-flagship/homework.docx
@@ -831,23 +831,23 @@
         <w:spacing w:after="40" w:before="0"/>
       </w:pPr>
       <w:r>
-        <w:t xml:space="preserve">   Step 1 (Read): A student is working on Interpret Division of Fractions.</w:t>
-      </w:r>
-    </w:p>
-    <w:p>
-      <w:pPr>
-        <w:spacing w:after="40" w:before="0"/>
-      </w:pPr>
-      <w:r>
-        <w:t xml:space="preserve">   Step 2 (Attempt): They ignored the rule: Dividing by a fraction smaller than 1 gives an answer BIGGER than what you started with, because many tiny pieces fit inside.</w:t>
-      </w:r>
-    </w:p>
-    <w:p>
-      <w:pPr>
-        <w:spacing w:after="40" w:before="0"/>
-      </w:pPr>
-      <w:r>
-        <w:t xml:space="preserve">   Step 3 (Check): The answer does not match the math rule from class.</w:t>
+        <w:t xml:space="preserve">   Step 1 (Problem): Interpret 6 ÷ 1/3: how many 1/3-cup scoops fit into 6 cups?</w:t>
+      </w:r>
+    </w:p>
+    <w:p>
+      <w:pPr>
+        <w:spacing w:after="40" w:before="0"/>
+      </w:pPr>
+      <w:r>
+        <w:t xml:space="preserve">   Step 2 (Student's work): The student flipped the wrong number and wrote 6 ÷ 1/3 = 6 × 1/3 = 2 scoops.</w:t>
+      </w:r>
+    </w:p>
+    <w:p>
+      <w:pPr>
+        <w:spacing w:after="40" w:before="0"/>
+      </w:pPr>
+      <w:r>
+        <w:t xml:space="preserve">   Step 3 (Check): Each cup holds 3 thirds, so 6 cups must hold far more than 6 scoops, not fewer.</w:t>
       </w:r>
     </w:p>
     <w:p>
@@ -1351,7 +1351,7 @@
           <w:i/>
           <w:iCs/>
         </w:rPr>
-        <w:t xml:space="preserve">     Watch for: A common mistake in Interpret Division of Fractions is skipping the key idea: "Dividing by a fraction smaller than 1 gives an answer BIGGER than what you started with, because many tiny pieces fit inside." — always check your work against this rule before you submit.</w:t>
+        <w:t xml:space="preserve">     Watch for: A common mistake in Interpret Division of Fractions is assuming division always makes the answer smaller — a rule that holds for whole numbers but breaks down when dividing by a fraction less than 1. For example, in 6 ÷ 1/2, a student expects a smaller answer and calculates 6 × 1/2 = 3, when the correct answer is 6 ÷ 1/2 = 12, because 12 halves fit inside 6 wholes. The same error shows up in word problems: if a recipe needs 1/2 cup of flour per batch and you have 6 cups, a student might reason 'dividing means less' and answer 3 batches instead of the correct 12 batches. Before you submit, ask: am I dividing by a fraction smaller than 1? If so, the answer should be BIGGER than the number I started with.</w:t>
       </w:r>
     </w:p>
     <w:p>
@@ -1383,7 +1383,7 @@
           <w:i/>
           <w:iCs/>
         </w:rPr>
-        <w:t xml:space="preserve">     Watch for: A common mistake in Interpret Division of Fractions is skipping the key idea: "Dividing by a fraction smaller than 1 gives an answer BIGGER than what you started with, because many tiny pieces fit inside." — always check your work against this rule before you submit.</w:t>
+        <w:t xml:space="preserve">     Watch for: A common mistake in Interpret Division of Fractions is assuming division always makes the answer smaller — a rule that holds for whole numbers but breaks down when dividing by a fraction less than 1. For example, in 6 ÷ 1/2, a student expects a smaller answer and calculates 6 × 1/2 = 3, when the correct answer is 6 ÷ 1/2 = 12, because 12 halves fit inside 6 wholes. The same error shows up in word problems: if a recipe needs 1/2 cup of flour per batch and you have 6 cups, a student might reason 'dividing means less' and answer 3 batches instead of the correct 12 batches. Before you submit, ask: am I dividing by a fraction smaller than 1? If so, the answer should be BIGGER than the number I started with.</w:t>
       </w:r>
     </w:p>
     <w:p>
@@ -1483,7 +1483,7 @@
           <w:i/>
           <w:iCs/>
         </w:rPr>
-        <w:t xml:space="preserve">     Watch for: A common mistake in Interpret Division of Fractions is skipping the key idea: "Dividing by a fraction smaller than 1 gives an answer BIGGER than what you started with, because many tiny pieces fit inside." — always check your work against this rule before you submit.</w:t>
+        <w:t xml:space="preserve">     Watch for: A common mistake in Interpret Division of Fractions is assuming division always makes the answer smaller — a rule that holds for whole numbers but breaks down when dividing by a fraction less than 1. For example, in 6 ÷ 1/2, a student expects a smaller answer and calculates 6 × 1/2 = 3, when the correct answer is 6 ÷ 1/2 = 12, because 12 halves fit inside 6 wholes. The same error shows up in word problems: if a recipe needs 1/2 cup of flour per batch and you have 6 cups, a student might reason 'dividing means less' and answer 3 batches instead of the correct 12 batches. Before you submit, ask: am I dividing by a fraction smaller than 1? If so, the answer should be BIGGER than the number I started with.</w:t>
       </w:r>
     </w:p>
     <w:p>
@@ -1511,7 +1511,7 @@
         <w:spacing w:after="20" w:before="0"/>
       </w:pPr>
       <w:r>
-        <w:t xml:space="preserve">     Correct work: Follow the key idea: Dividing by a fraction smaller than 1 gives an answer BIGGER than what you started with, because many tiny pieces fit inside.</w:t>
+        <w:t xml:space="preserve">     Correct work: 6 ÷ 1/3 means 'how many 1/3-cup scoops fit into 6 cups.' Multiply by the reciprocal of 1/3, which is 3: 6 × 3 = 18 scoops. The student multiplied by 1/3 instead of by its reciprocal.</w:t>
       </w:r>
     </w:p>
     <w:p>
@@ -1543,7 +1543,7 @@
           <w:i/>
           <w:iCs/>
         </w:rPr>
-        <w:t xml:space="preserve">     Watch for: A common mistake in Interpret Division of Fractions is skipping the key idea: "Dividing by a fraction smaller than 1 gives an answer BIGGER than what you started with, because many tiny pieces fit inside." — always check your work against this rule before you submit.</w:t>
+        <w:t xml:space="preserve">     Watch for: A common mistake in Interpret Division of Fractions is assuming division always makes the answer smaller — a rule that holds for whole numbers but breaks down when dividing by a fraction less than 1. For example, in 6 ÷ 1/2, a student expects a smaller answer and calculates 6 × 1/2 = 3, when the correct answer is 6 ÷ 1/2 = 12, because 12 halves fit inside 6 wholes. The same error shows up in word problems: if a recipe needs 1/2 cup of flour per batch and you have 6 cups, a student might reason 'dividing means less' and answer 3 batches instead of the correct 12 batches. Before you submit, ask: am I dividing by a fraction smaller than 1? If so, the answer should be BIGGER than the number I started with.</w:t>
       </w:r>
     </w:p>
     <w:p>
@@ -1575,7 +1575,7 @@
           <w:i/>
           <w:iCs/>
         </w:rPr>
-        <w:t xml:space="preserve">     Watch for: A common mistake in Interpret Division of Fractions is skipping the key idea: "Dividing by a fraction smaller than 1 gives an answer BIGGER than what you started with, because many tiny pieces fit inside." — always check your work against this rule before you submit.</w:t>
+        <w:t xml:space="preserve">     Watch for: A common mistake in Interpret Division of Fractions is assuming division always makes the answer smaller — a rule that holds for whole numbers but breaks down when dividing by a fraction less than 1. For example, in 6 ÷ 1/2, a student expects a smaller answer and calculates 6 × 1/2 = 3, when the correct answer is 6 ÷ 1/2 = 12, because 12 halves fit inside 6 wholes. The same error shows up in word problems: if a recipe needs 1/2 cup of flour per batch and you have 6 cups, a student might reason 'dividing means less' and answer 3 batches instead of the correct 12 batches. Before you submit, ask: am I dividing by a fraction smaller than 1? If so, the answer should be BIGGER than the number I started with.</w:t>
       </w:r>
     </w:p>
     <w:p>
@@ -1727,7 +1727,7 @@
           <w:i/>
           <w:iCs/>
         </w:rPr>
-        <w:t xml:space="preserve">     Watch for: A common mistake in Interpret Division of Fractions is skipping the key idea: "Dividing by a fraction smaller than 1 gives an answer BIGGER than what you started with, because many tiny pieces fit inside." — always check your work against this rule before you submit.</w:t>
+        <w:t xml:space="preserve">     Watch for: A common mistake in Interpret Division of Fractions is assuming division always makes the answer smaller — a rule that holds for whole numbers but breaks down when dividing by a fraction less than 1. For example, in 6 ÷ 1/2, a student expects a smaller answer and calculates 6 × 1/2 = 3, when the correct answer is 6 ÷ 1/2 = 12, because 12 halves fit inside 6 wholes. The same error shows up in word problems: if a recipe needs 1/2 cup of flour per batch and you have 6 cups, a student might reason 'dividing means less' and answer 3 batches instead of the correct 12 batches. Before you submit, ask: am I dividing by a fraction smaller than 1? If so, the answer should be BIGGER than the number I started with.</w:t>
       </w:r>
     </w:p>
     <w:sectPr>
